--- a/specifications/TMFC014-LocationManagement/Diagrams/TMFC014_Location_Management.docx
+++ b/specifications/TMFC014-LocationManagement/Diagrams/TMFC014_Location_Management.docx
@@ -208,6 +208,22 @@
       </w:pPr>
       <w:r>
         <w:t>eTOM Processes, SID Data Entities and Functional Framework Functions</w:t>
+      </w:r>
+    </w:p>
+    <w:p>
+      <w:pPr>
+        <w:pStyle w:val="Heading2"/>
+      </w:pPr>
+      <w:r>
+        <w:t>eTOM L2 - SID ABEs links</w:t>
+      </w:r>
+    </w:p>
+    <w:p>
+      <w:r>
+        <w:rPr>
+          <w:i/>
+        </w:rPr>
+        <w:t>no eTOM business activities are listed for this component in the YAML — see 2.2</w:t>
       </w:r>
     </w:p>
     <w:p>
@@ -271,7 +287,7 @@
         </w:trPr>
         <w:tc>
           <w:tcPr>
-            <w:tcW w:type="dxa" w:w="1498"/>
+            <w:tcW w:type="dxa" w:w="1310"/>
           </w:tcPr>
           <w:p>
             <w:r/>
@@ -279,27 +295,13 @@
               <w:rPr>
                 <w:b/>
               </w:rPr>
-              <w:t>SID ABE Level 1</w:t>
-            </w:r>
-          </w:p>
-        </w:tc>
-        <w:tc>
-          <w:tcPr>
-            <w:tcW w:type="dxa" w:w="2340"/>
-          </w:tcPr>
-          <w:p>
-            <w:r/>
-            <w:r>
-              <w:rPr>
-                <w:b/>
-              </w:rPr>
-              <w:t>SID ABE Level 2 (or set of BEs)</w:t>
-            </w:r>
-          </w:p>
-        </w:tc>
-        <w:tc>
-          <w:tcPr>
-            <w:tcW w:type="dxa" w:w="2808"/>
+              <w:t>SID ABE L1</w:t>
+            </w:r>
+          </w:p>
+        </w:tc>
+        <w:tc>
+          <w:tcPr>
+            <w:tcW w:type="dxa" w:w="2902"/>
           </w:tcPr>
           <w:p>
             <w:r/>
@@ -313,7 +315,21 @@
         </w:tc>
         <w:tc>
           <w:tcPr>
-            <w:tcW w:type="dxa" w:w="2714"/>
+            <w:tcW w:type="dxa" w:w="2153"/>
+          </w:tcPr>
+          <w:p>
+            <w:r/>
+            <w:r>
+              <w:rPr>
+                <w:b/>
+              </w:rPr>
+              <w:t>SID ABE L2 (or set of BEs)</w:t>
+            </w:r>
+          </w:p>
+        </w:tc>
+        <w:tc>
+          <w:tcPr>
+            <w:tcW w:type="dxa" w:w="2995"/>
           </w:tcPr>
           <w:p>
             <w:r/>
@@ -329,7 +345,7 @@
       <w:tr>
         <w:tc>
           <w:tcPr>
-            <w:tcW w:type="dxa" w:w="1498"/>
+            <w:tcW w:type="dxa" w:w="1310"/>
           </w:tcPr>
           <w:p>
             <w:r/>
@@ -340,7 +356,18 @@
         </w:tc>
         <w:tc>
           <w:tcPr>
-            <w:tcW w:type="dxa" w:w="2340"/>
+            <w:tcW w:type="dxa" w:w="2902"/>
+          </w:tcPr>
+          <w:p>
+            <w:r/>
+            <w:r>
+              <w:t>The Location ABE represents the site or position of something, such as a customer's address, the site of equipment where there is a fault and where is the nearest person who could repair the equipment, and so forth. Locations can take the form of coordinates and/or addresses and/or physical representations. Disclaimer This Location model is complex and has a number of subtleties. It provides a high level framework, explains broad concepts and gives illustrative examples. Actual solutions for particular requirements will be dependent factors such as country address standards state/ country / province map standards Service Provider addressing standards Equipment vendor equipment naming &amp; addressing conventions whether textual only or graphical representations will be provided It is expected that when this model is used in NGOSS Catalyst projects, the feedback will clarify its application &amp; usage in particular situations. There is obviously a limit to the amount of detail that can be included in a document like this. Those wishing to delve into more detail should consult the references used as the basis for this document. Introduction At the most fundamental level [Zachman], [Coad-Archetypes] the world can be thought of as comprising of entities that answer the 5 fundamental questions. (see below Figure L.00 - Showing how Location Fits in)</w:t>
+            </w:r>
+          </w:p>
+        </w:tc>
+        <w:tc>
+          <w:tcPr>
+            <w:tcW w:type="dxa" w:w="2153"/>
           </w:tcPr>
           <w:p>
             <w:r/>
@@ -351,18 +378,7 @@
         </w:tc>
         <w:tc>
           <w:tcPr>
-            <w:tcW w:type="dxa" w:w="2808"/>
-          </w:tcPr>
-          <w:p>
-            <w:r/>
-            <w:r>
-              <w:t>The Location ABE represents the site or position of something, such as a customer's address, the site of equipment where there is a fault and where is the nearest person who could repair the equipment, and so forth. Locations can take the form of coordinates and/or addresses and/or physical representations. Disclaimer This Location model is complex and has a number of subtleties. It provides a high level framework, explains broad concepts and gives illustrative examples. Actual solutions for particular requirements will be dependent factors such as country address standards state/ country / province map standards Service Provider addressing standards Equipment vendor equipment naming &amp; addressing conventions whether textual only or graphical representations will be provided It is expected that when this model is used in NGOSS Catalyst projects, the feedback will clarify its application &amp; usage in particular situations. There is obviously a limit to the amount of detail that can be included in a document like this. Those wishing to delve into more detail should consult the references used as the basis for this document. Introduction At the most fundamental level [Zachman], [Coad-Archetypes] the world can be thought of as comprising of entities that answer the 5 fundamental questions. (see below Figure L.00 - Showing how Location Fits in)</w:t>
-            </w:r>
-          </w:p>
-        </w:tc>
-        <w:tc>
-          <w:tcPr>
-            <w:tcW w:type="dxa" w:w="2714"/>
+            <w:tcW w:type="dxa" w:w="2995"/>
           </w:tcPr>
           <w:p>
             <w:r/>
@@ -375,7 +391,7 @@
       <w:tr>
         <w:tc>
           <w:tcPr>
-            <w:tcW w:type="dxa" w:w="1498"/>
+            <w:tcW w:type="dxa" w:w="1310"/>
           </w:tcPr>
           <w:p>
             <w:r/>
@@ -386,7 +402,18 @@
         </w:tc>
         <w:tc>
           <w:tcPr>
-            <w:tcW w:type="dxa" w:w="2340"/>
+            <w:tcW w:type="dxa" w:w="2902"/>
+          </w:tcPr>
+          <w:p>
+            <w:r/>
+            <w:r>
+              <w:t>The Location ABE represents the site or position of something, such as a customer's address, the site of equipment where there is a fault and where is the nearest person who could repair the equipment, and so forth. Locations can take the form of coordinates and/or addresses and/or physical representations. Disclaimer This Location model is complex and has a number of subtleties. It provides a high level framework, explains broad concepts and gives illustrative examples. Actual solutions for particular requirements will be dependent factors such as country address standards state/ country / province map standards Service Provider addressing standards Equipment vendor equipment naming &amp; addressing conventions whether textual only or graphical representations will be provided It is expected that when this model is used in NGOSS Catalyst projects, the feedback will clarify its application &amp; usage in particular situations. There is obviously a limit to the amount of detail that can be included in a document like this. Those wishing to delve into more detail should consult the references used as the basis for this document. Introduction At the most fundamental level [Zachman], [Coad-Archetypes] the world can be thought of as comprising of entities that answer the 5 fundamental questions. (see below Figure L.00 - Showing how Location Fits in)</w:t>
+            </w:r>
+          </w:p>
+        </w:tc>
+        <w:tc>
+          <w:tcPr>
+            <w:tcW w:type="dxa" w:w="2153"/>
           </w:tcPr>
           <w:p>
             <w:r/>
@@ -397,18 +424,7 @@
         </w:tc>
         <w:tc>
           <w:tcPr>
-            <w:tcW w:type="dxa" w:w="2808"/>
-          </w:tcPr>
-          <w:p>
-            <w:r/>
-            <w:r>
-              <w:t>The Location ABE represents the site or position of something, such as a customer's address, the site of equipment where there is a fault and where is the nearest person who could repair the equipment, and so forth. Locations can take the form of coordinates and/or addresses and/or physical representations. Disclaimer This Location model is complex and has a number of subtleties. It provides a high level framework, explains broad concepts and gives illustrative examples. Actual solutions for particular requirements will be dependent factors such as country address standards state/ country / province map standards Service Provider addressing standards Equipment vendor equipment naming &amp; addressing conventions whether textual only or graphical representations will be provided It is expected that when this model is used in NGOSS Catalyst projects, the feedback will clarify its application &amp; usage in particular situations. There is obviously a limit to the amount of detail that can be included in a document like this. Those wishing to delve into more detail should consult the references used as the basis for this document. Introduction At the most fundamental level [Zachman], [Coad-Archetypes] the world can be thought of as comprising of entities that answer the 5 fundamental questions. (see below Figure L.00 - Showing how Location Fits in)</w:t>
-            </w:r>
-          </w:p>
-        </w:tc>
-        <w:tc>
-          <w:tcPr>
-            <w:tcW w:type="dxa" w:w="2714"/>
+            <w:tcW w:type="dxa" w:w="2995"/>
           </w:tcPr>
           <w:p>
             <w:r/>
@@ -421,7 +437,7 @@
       <w:tr>
         <w:tc>
           <w:tcPr>
-            <w:tcW w:type="dxa" w:w="1498"/>
+            <w:tcW w:type="dxa" w:w="1310"/>
           </w:tcPr>
           <w:p>
             <w:r/>
@@ -432,7 +448,18 @@
         </w:tc>
         <w:tc>
           <w:tcPr>
-            <w:tcW w:type="dxa" w:w="2340"/>
+            <w:tcW w:type="dxa" w:w="2902"/>
+          </w:tcPr>
+          <w:p>
+            <w:r/>
+            <w:r>
+              <w:t>The Location ABE represents the site or position of something, such as a customer's address, the site of equipment where there is a fault and where is the nearest person who could repair the equipment, and so forth. Locations can take the form of coordinates and/or addresses and/or physical representations. Disclaimer This Location model is complex and has a number of subtleties. It provides a high level framework, explains broad concepts and gives illustrative examples. Actual solutions for particular requirements will be dependent factors such as country address standards state/ country / province map standards Service Provider addressing standards Equipment vendor equipment naming &amp; addressing conventions whether textual only or graphical representations will be provided It is expected that when this model is used in NGOSS Catalyst projects, the feedback will clarify its application &amp; usage in particular situations. There is obviously a limit to the amount of detail that can be included in a document like this. Those wishing to delve into more detail should consult the references used as the basis for this document. Introduction At the most fundamental level [Zachman], [Coad-Archetypes] the world can be thought of as comprising of entities that answer the 5 fundamental questions. (see below Figure L.00 - Showing how Location Fits in)</w:t>
+            </w:r>
+          </w:p>
+        </w:tc>
+        <w:tc>
+          <w:tcPr>
+            <w:tcW w:type="dxa" w:w="2153"/>
           </w:tcPr>
           <w:p>
             <w:r/>
@@ -443,18 +470,7 @@
         </w:tc>
         <w:tc>
           <w:tcPr>
-            <w:tcW w:type="dxa" w:w="2808"/>
-          </w:tcPr>
-          <w:p>
-            <w:r/>
-            <w:r>
-              <w:t>The Location ABE represents the site or position of something, such as a customer's address, the site of equipment where there is a fault and where is the nearest person who could repair the equipment, and so forth. Locations can take the form of coordinates and/or addresses and/or physical representations. Disclaimer This Location model is complex and has a number of subtleties. It provides a high level framework, explains broad concepts and gives illustrative examples. Actual solutions for particular requirements will be dependent factors such as country address standards state/ country / province map standards Service Provider addressing standards Equipment vendor equipment naming &amp; addressing conventions whether textual only or graphical representations will be provided It is expected that when this model is used in NGOSS Catalyst projects, the feedback will clarify its application &amp; usage in particular situations. There is obviously a limit to the amount of detail that can be included in a document like this. Those wishing to delve into more detail should consult the references used as the basis for this document. Introduction At the most fundamental level [Zachman], [Coad-Archetypes] the world can be thought of as comprising of entities that answer the 5 fundamental questions. (see below Figure L.00 - Showing how Location Fits in)</w:t>
-            </w:r>
-          </w:p>
-        </w:tc>
-        <w:tc>
-          <w:tcPr>
-            <w:tcW w:type="dxa" w:w="2714"/>
+            <w:tcW w:type="dxa" w:w="2995"/>
           </w:tcPr>
           <w:p>
             <w:r/>
@@ -467,7 +483,7 @@
       <w:tr>
         <w:tc>
           <w:tcPr>
-            <w:tcW w:type="dxa" w:w="1498"/>
+            <w:tcW w:type="dxa" w:w="1310"/>
           </w:tcPr>
           <w:p>
             <w:r/>
@@ -478,7 +494,18 @@
         </w:tc>
         <w:tc>
           <w:tcPr>
-            <w:tcW w:type="dxa" w:w="2340"/>
+            <w:tcW w:type="dxa" w:w="2902"/>
+          </w:tcPr>
+          <w:p>
+            <w:r/>
+            <w:r>
+              <w:t>The Location ABE represents the site or position of something, such as a customer's address, the site of equipment where there is a fault and where is the nearest person who could repair the equipment, and so forth. Locations can take the form of coordinates and/or addresses and/or physical representations. Disclaimer This Location model is complex and has a number of subtleties. It provides a high level framework, explains broad concepts and gives illustrative examples. Actual solutions for particular requirements will be dependent factors such as country address standards state/ country / province map standards Service Provider addressing standards Equipment vendor equipment naming &amp; addressing conventions whether textual only or graphical representations will be provided It is expected that when this model is used in NGOSS Catalyst projects, the feedback will clarify its application &amp; usage in particular situations. There is obviously a limit to the amount of detail that can be included in a document like this. Those wishing to delve into more detail should consult the references used as the basis for this document. Introduction At the most fundamental level [Zachman], [Coad-Archetypes] the world can be thought of as comprising of entities that answer the 5 fundamental questions. (see below Figure L.00 - Showing how Location Fits in)</w:t>
+            </w:r>
+          </w:p>
+        </w:tc>
+        <w:tc>
+          <w:tcPr>
+            <w:tcW w:type="dxa" w:w="2153"/>
           </w:tcPr>
           <w:p>
             <w:r/>
@@ -489,18 +516,7 @@
         </w:tc>
         <w:tc>
           <w:tcPr>
-            <w:tcW w:type="dxa" w:w="2808"/>
-          </w:tcPr>
-          <w:p>
-            <w:r/>
-            <w:r>
-              <w:t>The Location ABE represents the site or position of something, such as a customer's address, the site of equipment where there is a fault and where is the nearest person who could repair the equipment, and so forth. Locations can take the form of coordinates and/or addresses and/or physical representations. Disclaimer This Location model is complex and has a number of subtleties. It provides a high level framework, explains broad concepts and gives illustrative examples. Actual solutions for particular requirements will be dependent factors such as country address standards state/ country / province map standards Service Provider addressing standards Equipment vendor equipment naming &amp; addressing conventions whether textual only or graphical representations will be provided It is expected that when this model is used in NGOSS Catalyst projects, the feedback will clarify its application &amp; usage in particular situations. There is obviously a limit to the amount of detail that can be included in a document like this. Those wishing to delve into more detail should consult the references used as the basis for this document. Introduction At the most fundamental level [Zachman], [Coad-Archetypes] the world can be thought of as comprising of entities that answer the 5 fundamental questions. (see below Figure L.00 - Showing how Location Fits in)</w:t>
-            </w:r>
-          </w:p>
-        </w:tc>
-        <w:tc>
-          <w:tcPr>
-            <w:tcW w:type="dxa" w:w="2714"/>
+            <w:tcW w:type="dxa" w:w="2995"/>
           </w:tcPr>
           <w:p>
             <w:r/>
@@ -513,7 +529,7 @@
       <w:tr>
         <w:tc>
           <w:tcPr>
-            <w:tcW w:type="dxa" w:w="1498"/>
+            <w:tcW w:type="dxa" w:w="1310"/>
           </w:tcPr>
           <w:p>
             <w:r/>
@@ -524,7 +540,18 @@
         </w:tc>
         <w:tc>
           <w:tcPr>
-            <w:tcW w:type="dxa" w:w="2340"/>
+            <w:tcW w:type="dxa" w:w="2902"/>
+          </w:tcPr>
+          <w:p>
+            <w:r/>
+            <w:r>
+              <w:t>The Location ABE represents the site or position of something, such as a customer's address, the site of equipment where there is a fault and where is the nearest person who could repair the equipment, and so forth. Locations can take the form of coordinates and/or addresses and/or physical representations. Disclaimer This Location model is complex and has a number of subtleties. It provides a high level framework, explains broad concepts and gives illustrative examples. Actual solutions for particular requirements will be dependent factors such as country address standards state/ country / province map standards Service Provider addressing standards Equipment vendor equipment naming &amp; addressing conventions whether textual only or graphical representations will be provided It is expected that when this model is used in NGOSS Catalyst projects, the feedback will clarify its application &amp; usage in particular situations. There is obviously a limit to the amount of detail that can be included in a document like this. Those wishing to delve into more detail should consult the references used as the basis for this document. Introduction At the most fundamental level [Zachman], [Coad-Archetypes] the world can be thought of as comprising of entities that answer the 5 fundamental questions. (see below Figure L.00 - Showing how Location Fits in)</w:t>
+            </w:r>
+          </w:p>
+        </w:tc>
+        <w:tc>
+          <w:tcPr>
+            <w:tcW w:type="dxa" w:w="2153"/>
           </w:tcPr>
           <w:p>
             <w:r/>
@@ -535,18 +562,7 @@
         </w:tc>
         <w:tc>
           <w:tcPr>
-            <w:tcW w:type="dxa" w:w="2808"/>
-          </w:tcPr>
-          <w:p>
-            <w:r/>
-            <w:r>
-              <w:t>The Location ABE represents the site or position of something, such as a customer's address, the site of equipment where there is a fault and where is the nearest person who could repair the equipment, and so forth. Locations can take the form of coordinates and/or addresses and/or physical representations. Disclaimer This Location model is complex and has a number of subtleties. It provides a high level framework, explains broad concepts and gives illustrative examples. Actual solutions for particular requirements will be dependent factors such as country address standards state/ country / province map standards Service Provider addressing standards Equipment vendor equipment naming &amp; addressing conventions whether textual only or graphical representations will be provided It is expected that when this model is used in NGOSS Catalyst projects, the feedback will clarify its application &amp; usage in particular situations. There is obviously a limit to the amount of detail that can be included in a document like this. Those wishing to delve into more detail should consult the references used as the basis for this document. Introduction At the most fundamental level [Zachman], [Coad-Archetypes] the world can be thought of as comprising of entities that answer the 5 fundamental questions. (see below Figure L.00 - Showing how Location Fits in)</w:t>
-            </w:r>
-          </w:p>
-        </w:tc>
-        <w:tc>
-          <w:tcPr>
-            <w:tcW w:type="dxa" w:w="2714"/>
+            <w:tcW w:type="dxa" w:w="2995"/>
           </w:tcPr>
           <w:p>
             <w:r/>
@@ -558,22 +574,6 @@
       </w:tr>
     </w:tbl>
     <w:p/>
-    <w:p>
-      <w:pPr>
-        <w:pStyle w:val="Heading2"/>
-      </w:pPr>
-      <w:r>
-        <w:t>eTOM L2 - SID ABEs links</w:t>
-      </w:r>
-    </w:p>
-    <w:p>
-      <w:r>
-        <w:rPr>
-          <w:i/>
-        </w:rPr>
-        <w:t>no eTOM business activities are listed for this component in the YAML — see 2.1</w:t>
-      </w:r>
-    </w:p>
     <w:p>
       <w:pPr>
         <w:pStyle w:val="Heading2"/>
@@ -638,7 +638,35 @@
         </w:tc>
         <w:tc>
           <w:tcPr>
-            <w:tcW w:type="dxa" w:w="2340"/>
+            <w:tcW w:type="dxa" w:w="1778"/>
+          </w:tcPr>
+          <w:p>
+            <w:r/>
+            <w:r>
+              <w:rPr>
+                <w:b/>
+              </w:rPr>
+              <w:t>Aggregate Function Level 1</w:t>
+            </w:r>
+          </w:p>
+        </w:tc>
+        <w:tc>
+          <w:tcPr>
+            <w:tcW w:type="dxa" w:w="1778"/>
+          </w:tcPr>
+          <w:p>
+            <w:r/>
+            <w:r>
+              <w:rPr>
+                <w:b/>
+              </w:rPr>
+              <w:t>Aggregate Function Level 2</w:t>
+            </w:r>
+          </w:p>
+        </w:tc>
+        <w:tc>
+          <w:tcPr>
+            <w:tcW w:type="dxa" w:w="2246"/>
           </w:tcPr>
           <w:p>
             <w:r/>
@@ -650,34 +678,6 @@
             </w:r>
           </w:p>
         </w:tc>
-        <w:tc>
-          <w:tcPr>
-            <w:tcW w:type="dxa" w:w="1778"/>
-          </w:tcPr>
-          <w:p>
-            <w:r/>
-            <w:r>
-              <w:rPr>
-                <w:b/>
-              </w:rPr>
-              <w:t>Aggregate Function Level 1</w:t>
-            </w:r>
-          </w:p>
-        </w:tc>
-        <w:tc>
-          <w:tcPr>
-            <w:tcW w:type="dxa" w:w="1685"/>
-          </w:tcPr>
-          <w:p>
-            <w:r/>
-            <w:r>
-              <w:rPr>
-                <w:b/>
-              </w:rPr>
-              <w:t>Aggregate Function Level 2</w:t>
-            </w:r>
-          </w:p>
-        </w:tc>
       </w:tr>
       <w:tr>
         <w:tc>
@@ -704,34 +704,34 @@
         </w:tc>
         <w:tc>
           <w:tcPr>
-            <w:tcW w:type="dxa" w:w="2340"/>
+            <w:tcW w:type="dxa" w:w="1778"/>
+          </w:tcPr>
+          <w:p>
+            <w:r/>
+            <w:r>
+              <w:t>Resource Management</w:t>
+            </w:r>
+          </w:p>
+        </w:tc>
+        <w:tc>
+          <w:tcPr>
+            <w:tcW w:type="dxa" w:w="1778"/>
+          </w:tcPr>
+          <w:p>
+            <w:r/>
+            <w:r>
+              <w:t>Location Management</w:t>
+            </w:r>
+          </w:p>
+        </w:tc>
+        <w:tc>
+          <w:tcPr>
+            <w:tcW w:type="dxa" w:w="2246"/>
           </w:tcPr>
           <w:p>
             <w:r/>
             <w:r>
               <w:t>Location Change History Management; Tracks all changes of location data, making available attributes according to their historical values in certain periods.</w:t>
-            </w:r>
-          </w:p>
-        </w:tc>
-        <w:tc>
-          <w:tcPr>
-            <w:tcW w:type="dxa" w:w="1778"/>
-          </w:tcPr>
-          <w:p>
-            <w:r/>
-            <w:r>
-              <w:t>Resource Management</w:t>
-            </w:r>
-          </w:p>
-        </w:tc>
-        <w:tc>
-          <w:tcPr>
-            <w:tcW w:type="dxa" w:w="1685"/>
-          </w:tcPr>
-          <w:p>
-            <w:r/>
-            <w:r>
-              <w:t>Location Management</w:t>
             </w:r>
           </w:p>
         </w:tc>
@@ -761,34 +761,34 @@
         </w:tc>
         <w:tc>
           <w:tcPr>
-            <w:tcW w:type="dxa" w:w="2340"/>
+            <w:tcW w:type="dxa" w:w="1778"/>
+          </w:tcPr>
+          <w:p>
+            <w:r/>
+            <w:r>
+              <w:t>Resource Management</w:t>
+            </w:r>
+          </w:p>
+        </w:tc>
+        <w:tc>
+          <w:tcPr>
+            <w:tcW w:type="dxa" w:w="1778"/>
+          </w:tcPr>
+          <w:p>
+            <w:r/>
+            <w:r>
+              <w:t>Location Management</w:t>
+            </w:r>
+          </w:p>
+        </w:tc>
+        <w:tc>
+          <w:tcPr>
+            <w:tcW w:type="dxa" w:w="2246"/>
           </w:tcPr>
           <w:p>
             <w:r/>
             <w:r>
               <w:t>Pre-formatted Location Information Presentation generates different views for different business cases (e.g. different format of address strings)</w:t>
-            </w:r>
-          </w:p>
-        </w:tc>
-        <w:tc>
-          <w:tcPr>
-            <w:tcW w:type="dxa" w:w="1778"/>
-          </w:tcPr>
-          <w:p>
-            <w:r/>
-            <w:r>
-              <w:t>Resource Management</w:t>
-            </w:r>
-          </w:p>
-        </w:tc>
-        <w:tc>
-          <w:tcPr>
-            <w:tcW w:type="dxa" w:w="1685"/>
-          </w:tcPr>
-          <w:p>
-            <w:r/>
-            <w:r>
-              <w:t>Location Management</w:t>
             </w:r>
           </w:p>
         </w:tc>
@@ -818,34 +818,34 @@
         </w:tc>
         <w:tc>
           <w:tcPr>
-            <w:tcW w:type="dxa" w:w="2340"/>
+            <w:tcW w:type="dxa" w:w="1778"/>
+          </w:tcPr>
+          <w:p>
+            <w:r/>
+            <w:r>
+              <w:t>Resource Management</w:t>
+            </w:r>
+          </w:p>
+        </w:tc>
+        <w:tc>
+          <w:tcPr>
+            <w:tcW w:type="dxa" w:w="1778"/>
+          </w:tcPr>
+          <w:p>
+            <w:r/>
+            <w:r>
+              <w:t>Location Management</w:t>
+            </w:r>
+          </w:p>
+        </w:tc>
+        <w:tc>
+          <w:tcPr>
+            <w:tcW w:type="dxa" w:w="2246"/>
           </w:tcPr>
           <w:p>
             <w:r/>
             <w:r>
               <w:t>Location Information Updating provides means to update the repository with new/updated location information from external sources.</w:t>
-            </w:r>
-          </w:p>
-        </w:tc>
-        <w:tc>
-          <w:tcPr>
-            <w:tcW w:type="dxa" w:w="1778"/>
-          </w:tcPr>
-          <w:p>
-            <w:r/>
-            <w:r>
-              <w:t>Resource Management</w:t>
-            </w:r>
-          </w:p>
-        </w:tc>
-        <w:tc>
-          <w:tcPr>
-            <w:tcW w:type="dxa" w:w="1685"/>
-          </w:tcPr>
-          <w:p>
-            <w:r/>
-            <w:r>
-              <w:t>Location Management</w:t>
             </w:r>
           </w:p>
         </w:tc>
@@ -875,34 +875,34 @@
         </w:tc>
         <w:tc>
           <w:tcPr>
-            <w:tcW w:type="dxa" w:w="2340"/>
+            <w:tcW w:type="dxa" w:w="1778"/>
+          </w:tcPr>
+          <w:p>
+            <w:r/>
+            <w:r>
+              <w:t>Resource Management</w:t>
+            </w:r>
+          </w:p>
+        </w:tc>
+        <w:tc>
+          <w:tcPr>
+            <w:tcW w:type="dxa" w:w="1778"/>
+          </w:tcPr>
+          <w:p>
+            <w:r/>
+            <w:r>
+              <w:t>Location Management</w:t>
+            </w:r>
+          </w:p>
+        </w:tc>
+        <w:tc>
+          <w:tcPr>
+            <w:tcW w:type="dxa" w:w="2246"/>
           </w:tcPr>
           <w:p>
             <w:r/>
             <w:r>
               <w:t>Location Information Searching provide the ability to search for a provided location/address, as part of the Location Management, including the ability to return near matches if an exact match is not found.</w:t>
-            </w:r>
-          </w:p>
-        </w:tc>
-        <w:tc>
-          <w:tcPr>
-            <w:tcW w:type="dxa" w:w="1778"/>
-          </w:tcPr>
-          <w:p>
-            <w:r/>
-            <w:r>
-              <w:t>Resource Management</w:t>
-            </w:r>
-          </w:p>
-        </w:tc>
-        <w:tc>
-          <w:tcPr>
-            <w:tcW w:type="dxa" w:w="1685"/>
-          </w:tcPr>
-          <w:p>
-            <w:r/>
-            <w:r>
-              <w:t>Location Management</w:t>
             </w:r>
           </w:p>
         </w:tc>
@@ -932,34 +932,34 @@
         </w:tc>
         <w:tc>
           <w:tcPr>
-            <w:tcW w:type="dxa" w:w="2340"/>
+            <w:tcW w:type="dxa" w:w="1778"/>
+          </w:tcPr>
+          <w:p>
+            <w:r/>
+            <w:r>
+              <w:t>Resource Management</w:t>
+            </w:r>
+          </w:p>
+        </w:tc>
+        <w:tc>
+          <w:tcPr>
+            <w:tcW w:type="dxa" w:w="1778"/>
+          </w:tcPr>
+          <w:p>
+            <w:r/>
+            <w:r>
+              <w:t>Location Management</w:t>
+            </w:r>
+          </w:p>
+        </w:tc>
+        <w:tc>
+          <w:tcPr>
+            <w:tcW w:type="dxa" w:w="2246"/>
           </w:tcPr>
           <w:p>
             <w:r/>
             <w:r>
               <w:t>Location Structure Data Configuration provides facilities for creating, modifying and deleting location structures data according to business rules of Service Providers or national and international location regulations. Also, utilities for defining sets of location attributes, levels and hierarchies should be available.</w:t>
-            </w:r>
-          </w:p>
-        </w:tc>
-        <w:tc>
-          <w:tcPr>
-            <w:tcW w:type="dxa" w:w="1778"/>
-          </w:tcPr>
-          <w:p>
-            <w:r/>
-            <w:r>
-              <w:t>Resource Management</w:t>
-            </w:r>
-          </w:p>
-        </w:tc>
-        <w:tc>
-          <w:tcPr>
-            <w:tcW w:type="dxa" w:w="1685"/>
-          </w:tcPr>
-          <w:p>
-            <w:r/>
-            <w:r>
-              <w:t>Location Management</w:t>
             </w:r>
           </w:p>
         </w:tc>
@@ -989,34 +989,34 @@
         </w:tc>
         <w:tc>
           <w:tcPr>
-            <w:tcW w:type="dxa" w:w="2340"/>
+            <w:tcW w:type="dxa" w:w="1778"/>
+          </w:tcPr>
+          <w:p>
+            <w:r/>
+            <w:r>
+              <w:t>Resource Management</w:t>
+            </w:r>
+          </w:p>
+        </w:tc>
+        <w:tc>
+          <w:tcPr>
+            <w:tcW w:type="dxa" w:w="1778"/>
+          </w:tcPr>
+          <w:p>
+            <w:r/>
+            <w:r>
+              <w:t>Location Management</w:t>
+            </w:r>
+          </w:p>
+        </w:tc>
+        <w:tc>
+          <w:tcPr>
+            <w:tcW w:type="dxa" w:w="2246"/>
           </w:tcPr>
           <w:p>
             <w:r/>
             <w:r>
               <w:t>Location Data Integrity Management provides ability to maintain data integrity in the whole location repository. It’s especially important if there are many external data sources that deliver new addresses for the repository.</w:t>
-            </w:r>
-          </w:p>
-        </w:tc>
-        <w:tc>
-          <w:tcPr>
-            <w:tcW w:type="dxa" w:w="1778"/>
-          </w:tcPr>
-          <w:p>
-            <w:r/>
-            <w:r>
-              <w:t>Resource Management</w:t>
-            </w:r>
-          </w:p>
-        </w:tc>
-        <w:tc>
-          <w:tcPr>
-            <w:tcW w:type="dxa" w:w="1685"/>
-          </w:tcPr>
-          <w:p>
-            <w:r/>
-            <w:r>
-              <w:t>Location Management</w:t>
             </w:r>
           </w:p>
         </w:tc>
@@ -1143,7 +1143,7 @@
         </w:trPr>
         <w:tc>
           <w:tcPr>
-            <w:tcW w:type="dxa" w:w="1030"/>
+            <w:tcW w:type="dxa" w:w="936"/>
           </w:tcPr>
           <w:p>
             <w:r/>
@@ -1157,7 +1157,7 @@
         </w:tc>
         <w:tc>
           <w:tcPr>
-            <w:tcW w:type="dxa" w:w="2246"/>
+            <w:tcW w:type="dxa" w:w="1966"/>
           </w:tcPr>
           <w:p>
             <w:r/>
@@ -1171,7 +1171,7 @@
         </w:tc>
         <w:tc>
           <w:tcPr>
-            <w:tcW w:type="dxa" w:w="1685"/>
+            <w:tcW w:type="dxa" w:w="1498"/>
           </w:tcPr>
           <w:p>
             <w:r/>
@@ -1185,7 +1185,7 @@
         </w:tc>
         <w:tc>
           <w:tcPr>
-            <w:tcW w:type="dxa" w:w="1217"/>
+            <w:tcW w:type="dxa" w:w="1123"/>
           </w:tcPr>
           <w:p>
             <w:r/>
@@ -1199,7 +1199,7 @@
         </w:tc>
         <w:tc>
           <w:tcPr>
-            <w:tcW w:type="dxa" w:w="1966"/>
+            <w:tcW w:type="dxa" w:w="1778"/>
           </w:tcPr>
           <w:p>
             <w:r/>
@@ -1213,7 +1213,7 @@
         </w:tc>
         <w:tc>
           <w:tcPr>
-            <w:tcW w:type="dxa" w:w="1217"/>
+            <w:tcW w:type="dxa" w:w="2059"/>
           </w:tcPr>
           <w:p>
             <w:r/>
@@ -1229,7 +1229,7 @@
       <w:tr>
         <w:tc>
           <w:tcPr>
-            <w:tcW w:type="dxa" w:w="1030"/>
+            <w:tcW w:type="dxa" w:w="936"/>
           </w:tcPr>
           <w:p>
             <w:r/>
@@ -1240,7 +1240,7 @@
         </w:tc>
         <w:tc>
           <w:tcPr>
-            <w:tcW w:type="dxa" w:w="2246"/>
+            <w:tcW w:type="dxa" w:w="1966"/>
           </w:tcPr>
           <w:p>
             <w:r/>
@@ -1251,7 +1251,7 @@
         </w:tc>
         <w:tc>
           <w:tcPr>
-            <w:tcW w:type="dxa" w:w="1685"/>
+            <w:tcW w:type="dxa" w:w="1498"/>
           </w:tcPr>
           <w:p>
             <w:r/>
@@ -1262,7 +1262,7 @@
         </w:tc>
         <w:tc>
           <w:tcPr>
-            <w:tcW w:type="dxa" w:w="1217"/>
+            <w:tcW w:type="dxa" w:w="1123"/>
           </w:tcPr>
           <w:p>
             <w:r/>
@@ -1273,53 +1273,23 @@
         </w:tc>
         <w:tc>
           <w:tcPr>
-            <w:tcW w:type="dxa" w:w="1966"/>
+            <w:tcW w:type="dxa" w:w="1778"/>
           </w:tcPr>
           <w:p>
             <w:r/>
             <w:r>
               <w:t>geographicAddressValidation</w:t>
             </w:r>
-            <w:r>
-              <w:br/>
-            </w:r>
-            <w:r>
-              <w:t>geographicAddress</w:t>
-            </w:r>
-            <w:r>
-              <w:br/>
-            </w:r>
-            <w:r>
-              <w:t>geographicSubAddress</w:t>
-            </w:r>
-          </w:p>
-        </w:tc>
-        <w:tc>
-          <w:tcPr>
-            <w:tcW w:type="dxa" w:w="1217"/>
-          </w:tcPr>
-          <w:p>
-            <w:r/>
-            <w:r>
-              <w:t>GET</w:t>
-            </w:r>
-            <w:r>
-              <w:br/>
-            </w:r>
-            <w:r>
-              <w:t>GET /id</w:t>
-            </w:r>
-            <w:r>
-              <w:br/>
-            </w:r>
-            <w:r>
-              <w:t>POST</w:t>
-            </w:r>
-            <w:r>
-              <w:br/>
-            </w:r>
-            <w:r>
-              <w:t>PATCH</w:t>
+          </w:p>
+        </w:tc>
+        <w:tc>
+          <w:tcPr>
+            <w:tcW w:type="dxa" w:w="2059"/>
+          </w:tcPr>
+          <w:p>
+            <w:r/>
+            <w:r>
+              <w:t>GET, GET /id, POST, PATCH</w:t>
             </w:r>
           </w:p>
         </w:tc>
@@ -1327,29 +1297,29 @@
       <w:tr>
         <w:tc>
           <w:tcPr>
-            <w:tcW w:type="dxa" w:w="1030"/>
-          </w:tcPr>
-          <w:p>
-            <w:r/>
-            <w:r>
-              <w:t>TMF674</w:t>
-            </w:r>
-          </w:p>
-        </w:tc>
-        <w:tc>
-          <w:tcPr>
-            <w:tcW w:type="dxa" w:w="2246"/>
-          </w:tcPr>
-          <w:p>
-            <w:r/>
-            <w:r>
-              <w:t>Geographic Site Management API</w:t>
-            </w:r>
-          </w:p>
-        </w:tc>
-        <w:tc>
-          <w:tcPr>
-            <w:tcW w:type="dxa" w:w="1685"/>
+            <w:tcW w:type="dxa" w:w="936"/>
+          </w:tcPr>
+          <w:p>
+            <w:r/>
+            <w:r>
+              <w:t>TMF673</w:t>
+            </w:r>
+          </w:p>
+        </w:tc>
+        <w:tc>
+          <w:tcPr>
+            <w:tcW w:type="dxa" w:w="1966"/>
+          </w:tcPr>
+          <w:p>
+            <w:r/>
+            <w:r>
+              <w:t>Geographic Address Management API</w:t>
+            </w:r>
+          </w:p>
+        </w:tc>
+        <w:tc>
+          <w:tcPr>
+            <w:tcW w:type="dxa" w:w="1498"/>
           </w:tcPr>
           <w:p>
             <w:r/>
@@ -1360,7 +1330,7 @@
         </w:tc>
         <w:tc>
           <w:tcPr>
-            <w:tcW w:type="dxa" w:w="1217"/>
+            <w:tcW w:type="dxa" w:w="1123"/>
           </w:tcPr>
           <w:p>
             <w:r/>
@@ -1371,47 +1341,23 @@
         </w:tc>
         <w:tc>
           <w:tcPr>
-            <w:tcW w:type="dxa" w:w="1966"/>
-          </w:tcPr>
-          <w:p>
-            <w:r/>
-            <w:r>
-              <w:t>geographicSite</w:t>
-            </w:r>
-          </w:p>
-        </w:tc>
-        <w:tc>
-          <w:tcPr>
-            <w:tcW w:type="dxa" w:w="1217"/>
-          </w:tcPr>
-          <w:p>
-            <w:r/>
-            <w:r>
-              <w:t>GET</w:t>
-            </w:r>
-            <w:r>
-              <w:br/>
-            </w:r>
-            <w:r>
-              <w:t>GET /id</w:t>
-            </w:r>
-            <w:r>
-              <w:br/>
-            </w:r>
-            <w:r>
-              <w:t>POST</w:t>
-            </w:r>
-            <w:r>
-              <w:br/>
-            </w:r>
-            <w:r>
-              <w:t>PATCH</w:t>
-            </w:r>
-            <w:r>
-              <w:br/>
-            </w:r>
-            <w:r>
-              <w:t>DELETE</w:t>
+            <w:tcW w:type="dxa" w:w="1778"/>
+          </w:tcPr>
+          <w:p>
+            <w:r/>
+            <w:r>
+              <w:t>geographicAddress</w:t>
+            </w:r>
+          </w:p>
+        </w:tc>
+        <w:tc>
+          <w:tcPr>
+            <w:tcW w:type="dxa" w:w="2059"/>
+          </w:tcPr>
+          <w:p>
+            <w:r/>
+            <w:r>
+              <w:t>GET, GET /id</w:t>
             </w:r>
           </w:p>
         </w:tc>
@@ -1419,29 +1365,29 @@
       <w:tr>
         <w:tc>
           <w:tcPr>
-            <w:tcW w:type="dxa" w:w="1030"/>
-          </w:tcPr>
-          <w:p>
-            <w:r/>
-            <w:r>
-              <w:t>TMF675</w:t>
-            </w:r>
-          </w:p>
-        </w:tc>
-        <w:tc>
-          <w:tcPr>
-            <w:tcW w:type="dxa" w:w="2246"/>
-          </w:tcPr>
-          <w:p>
-            <w:r/>
-            <w:r>
-              <w:t>Geographic Location Management API</w:t>
-            </w:r>
-          </w:p>
-        </w:tc>
-        <w:tc>
-          <w:tcPr>
-            <w:tcW w:type="dxa" w:w="1685"/>
+            <w:tcW w:type="dxa" w:w="936"/>
+          </w:tcPr>
+          <w:p>
+            <w:r/>
+            <w:r>
+              <w:t>TMF673</w:t>
+            </w:r>
+          </w:p>
+        </w:tc>
+        <w:tc>
+          <w:tcPr>
+            <w:tcW w:type="dxa" w:w="1966"/>
+          </w:tcPr>
+          <w:p>
+            <w:r/>
+            <w:r>
+              <w:t>Geographic Address Management API</w:t>
+            </w:r>
+          </w:p>
+        </w:tc>
+        <w:tc>
+          <w:tcPr>
+            <w:tcW w:type="dxa" w:w="1498"/>
           </w:tcPr>
           <w:p>
             <w:r/>
@@ -1452,7 +1398,7 @@
         </w:tc>
         <w:tc>
           <w:tcPr>
-            <w:tcW w:type="dxa" w:w="1217"/>
+            <w:tcW w:type="dxa" w:w="1123"/>
           </w:tcPr>
           <w:p>
             <w:r/>
@@ -1463,47 +1409,23 @@
         </w:tc>
         <w:tc>
           <w:tcPr>
-            <w:tcW w:type="dxa" w:w="1966"/>
-          </w:tcPr>
-          <w:p>
-            <w:r/>
-            <w:r>
-              <w:t>geographicLocation</w:t>
-            </w:r>
-          </w:p>
-        </w:tc>
-        <w:tc>
-          <w:tcPr>
-            <w:tcW w:type="dxa" w:w="1217"/>
-          </w:tcPr>
-          <w:p>
-            <w:r/>
-            <w:r>
-              <w:t>GET</w:t>
-            </w:r>
-            <w:r>
-              <w:br/>
-            </w:r>
-            <w:r>
-              <w:t>GET /id</w:t>
-            </w:r>
-            <w:r>
-              <w:br/>
-            </w:r>
-            <w:r>
-              <w:t>POST</w:t>
-            </w:r>
-            <w:r>
-              <w:br/>
-            </w:r>
-            <w:r>
-              <w:t>PATCH</w:t>
-            </w:r>
-            <w:r>
-              <w:br/>
-            </w:r>
-            <w:r>
-              <w:t>DELETE</w:t>
+            <w:tcW w:type="dxa" w:w="1778"/>
+          </w:tcPr>
+          <w:p>
+            <w:r/>
+            <w:r>
+              <w:t>geographicSubAddress</w:t>
+            </w:r>
+          </w:p>
+        </w:tc>
+        <w:tc>
+          <w:tcPr>
+            <w:tcW w:type="dxa" w:w="2059"/>
+          </w:tcPr>
+          <w:p>
+            <w:r/>
+            <w:r>
+              <w:t>GET, GET /id</w:t>
             </w:r>
           </w:p>
         </w:tc>
@@ -1511,7 +1433,143 @@
       <w:tr>
         <w:tc>
           <w:tcPr>
-            <w:tcW w:type="dxa" w:w="1030"/>
+            <w:tcW w:type="dxa" w:w="936"/>
+          </w:tcPr>
+          <w:p>
+            <w:r/>
+            <w:r>
+              <w:t>TMF674</w:t>
+            </w:r>
+          </w:p>
+        </w:tc>
+        <w:tc>
+          <w:tcPr>
+            <w:tcW w:type="dxa" w:w="1966"/>
+          </w:tcPr>
+          <w:p>
+            <w:r/>
+            <w:r>
+              <w:t>Geographic Site Management API</w:t>
+            </w:r>
+          </w:p>
+        </w:tc>
+        <w:tc>
+          <w:tcPr>
+            <w:tcW w:type="dxa" w:w="1498"/>
+          </w:tcPr>
+          <w:p>
+            <w:r/>
+            <w:r>
+              <w:t>Mandatory</w:t>
+            </w:r>
+          </w:p>
+        </w:tc>
+        <w:tc>
+          <w:tcPr>
+            <w:tcW w:type="dxa" w:w="1123"/>
+          </w:tcPr>
+          <w:p>
+            <w:r/>
+            <w:r>
+              <w:t>4</w:t>
+            </w:r>
+          </w:p>
+        </w:tc>
+        <w:tc>
+          <w:tcPr>
+            <w:tcW w:type="dxa" w:w="1778"/>
+          </w:tcPr>
+          <w:p>
+            <w:r/>
+            <w:r>
+              <w:t>geographicSite</w:t>
+            </w:r>
+          </w:p>
+        </w:tc>
+        <w:tc>
+          <w:tcPr>
+            <w:tcW w:type="dxa" w:w="2059"/>
+          </w:tcPr>
+          <w:p>
+            <w:r/>
+            <w:r>
+              <w:t>GET, GET /id, POST, PATCH, DELETE</w:t>
+            </w:r>
+          </w:p>
+        </w:tc>
+      </w:tr>
+      <w:tr>
+        <w:tc>
+          <w:tcPr>
+            <w:tcW w:type="dxa" w:w="936"/>
+          </w:tcPr>
+          <w:p>
+            <w:r/>
+            <w:r>
+              <w:t>TMF675</w:t>
+            </w:r>
+          </w:p>
+        </w:tc>
+        <w:tc>
+          <w:tcPr>
+            <w:tcW w:type="dxa" w:w="1966"/>
+          </w:tcPr>
+          <w:p>
+            <w:r/>
+            <w:r>
+              <w:t>UNRESOLVED-TMF675</w:t>
+            </w:r>
+          </w:p>
+        </w:tc>
+        <w:tc>
+          <w:tcPr>
+            <w:tcW w:type="dxa" w:w="1498"/>
+          </w:tcPr>
+          <w:p>
+            <w:r/>
+            <w:r>
+              <w:t>Mandatory</w:t>
+            </w:r>
+          </w:p>
+        </w:tc>
+        <w:tc>
+          <w:tcPr>
+            <w:tcW w:type="dxa" w:w="1123"/>
+          </w:tcPr>
+          <w:p>
+            <w:r/>
+            <w:r>
+              <w:t>4</w:t>
+            </w:r>
+          </w:p>
+        </w:tc>
+        <w:tc>
+          <w:tcPr>
+            <w:tcW w:type="dxa" w:w="1778"/>
+          </w:tcPr>
+          <w:p>
+            <w:r/>
+            <w:r>
+              <w:t>geographicLocation</w:t>
+            </w:r>
+          </w:p>
+        </w:tc>
+        <w:tc>
+          <w:tcPr>
+            <w:tcW w:type="dxa" w:w="2059"/>
+          </w:tcPr>
+          <w:p>
+            <w:r/>
+            <w:r>
+              <w:t>GET, GET /id, POST, PATCH, DELETE</w:t>
+            </w:r>
+          </w:p>
+        </w:tc>
+      </w:tr>
+      <w:tr>
+        <w:tc>
+          <w:tcPr>
+            <w:tcW w:type="dxa" w:w="936"/>
           </w:tcPr>
           <w:p>
             <w:r/>
@@ -1522,18 +1580,18 @@
         </w:tc>
         <w:tc>
           <w:tcPr>
-            <w:tcW w:type="dxa" w:w="2246"/>
-          </w:tcPr>
-          <w:p>
-            <w:r/>
-            <w:r>
-              <w:t>Process Flow Management API</w:t>
-            </w:r>
-          </w:p>
-        </w:tc>
-        <w:tc>
-          <w:tcPr>
-            <w:tcW w:type="dxa" w:w="1685"/>
+            <w:tcW w:type="dxa" w:w="1966"/>
+          </w:tcPr>
+          <w:p>
+            <w:r/>
+            <w:r>
+              <w:t>UNRESOLVED-TMF701</w:t>
+            </w:r>
+          </w:p>
+        </w:tc>
+        <w:tc>
+          <w:tcPr>
+            <w:tcW w:type="dxa" w:w="1498"/>
           </w:tcPr>
           <w:p>
             <w:r/>
@@ -1544,7 +1602,7 @@
         </w:tc>
         <w:tc>
           <w:tcPr>
-            <w:tcW w:type="dxa" w:w="1217"/>
+            <w:tcW w:type="dxa" w:w="1123"/>
           </w:tcPr>
           <w:p>
             <w:r/>
@@ -1555,16 +1613,78 @@
         </w:tc>
         <w:tc>
           <w:tcPr>
+            <w:tcW w:type="dxa" w:w="1778"/>
+          </w:tcPr>
+          <w:p>
+            <w:r/>
+            <w:r>
+              <w:t>processFlow</w:t>
+            </w:r>
+          </w:p>
+        </w:tc>
+        <w:tc>
+          <w:tcPr>
+            <w:tcW w:type="dxa" w:w="2059"/>
+          </w:tcPr>
+          <w:p>
+            <w:r/>
+            <w:r>
+              <w:t>POST, GET, GET /id, DELETE</w:t>
+            </w:r>
+          </w:p>
+        </w:tc>
+      </w:tr>
+      <w:tr>
+        <w:tc>
+          <w:tcPr>
+            <w:tcW w:type="dxa" w:w="936"/>
+          </w:tcPr>
+          <w:p>
+            <w:r/>
+            <w:r>
+              <w:t>TMF701</w:t>
+            </w:r>
+          </w:p>
+        </w:tc>
+        <w:tc>
+          <w:tcPr>
             <w:tcW w:type="dxa" w:w="1966"/>
           </w:tcPr>
           <w:p>
             <w:r/>
             <w:r>
-              <w:t>processFlow</w:t>
-            </w:r>
-            <w:r>
-              <w:br/>
-            </w:r>
+              <w:t>UNRESOLVED-TMF701</w:t>
+            </w:r>
+          </w:p>
+        </w:tc>
+        <w:tc>
+          <w:tcPr>
+            <w:tcW w:type="dxa" w:w="1498"/>
+          </w:tcPr>
+          <w:p>
+            <w:r/>
+            <w:r>
+              <w:t>Optional</w:t>
+            </w:r>
+          </w:p>
+        </w:tc>
+        <w:tc>
+          <w:tcPr>
+            <w:tcW w:type="dxa" w:w="1123"/>
+          </w:tcPr>
+          <w:p>
+            <w:r/>
+            <w:r>
+              <w:t>4</w:t>
+            </w:r>
+          </w:p>
+        </w:tc>
+        <w:tc>
+          <w:tcPr>
+            <w:tcW w:type="dxa" w:w="1778"/>
+          </w:tcPr>
+          <w:p>
+            <w:r/>
             <w:r>
               <w:t>taskFlow</w:t>
             </w:r>
@@ -1572,36 +1692,12 @@
         </w:tc>
         <w:tc>
           <w:tcPr>
-            <w:tcW w:type="dxa" w:w="1217"/>
-          </w:tcPr>
-          <w:p>
-            <w:r/>
-            <w:r>
-              <w:t>POST</w:t>
-            </w:r>
-            <w:r>
-              <w:br/>
-            </w:r>
-            <w:r>
-              <w:t>GET</w:t>
-            </w:r>
-            <w:r>
-              <w:br/>
-            </w:r>
-            <w:r>
-              <w:t>GET /id</w:t>
-            </w:r>
-            <w:r>
-              <w:br/>
-            </w:r>
-            <w:r>
-              <w:t>DELETE</w:t>
-            </w:r>
-            <w:r>
-              <w:br/>
-            </w:r>
-            <w:r>
-              <w:t>PATCH</w:t>
+            <w:tcW w:type="dxa" w:w="2059"/>
+          </w:tcPr>
+          <w:p>
+            <w:r/>
+            <w:r>
+              <w:t>PATCH, GET, GET /id</w:t>
             </w:r>
           </w:p>
         </w:tc>
@@ -1612,7 +1708,7 @@
       <w:r>
         <w:drawing>
           <wp:inline xmlns:a="http://schemas.openxmlformats.org/drawingml/2006/main" xmlns:pic="http://schemas.openxmlformats.org/drawingml/2006/picture">
-            <wp:extent cx="5394960" cy="2613120"/>
+            <wp:extent cx="5394960" cy="2619113"/>
             <wp:docPr id="2" name="Picture 2"/>
             <wp:cNvGraphicFramePr>
               <a:graphicFrameLocks noChangeAspect="1"/>
@@ -1633,7 +1729,7 @@
                   <pic:spPr>
                     <a:xfrm>
                       <a:off x="0" y="0"/>
-                      <a:ext cx="5394960" cy="2613120"/>
+                      <a:ext cx="5394960" cy="2619113"/>
                     </a:xfrm>
                     <a:prstGeom prst="rect"/>
                   </pic:spPr>
@@ -2013,7 +2109,7 @@
           <w:p>
             <w:r/>
             <w:r>
-              <w:t>Geographic Location Management API</w:t>
+              <w:t>UNRESOLVED-TMF675</w:t>
             </w:r>
           </w:p>
         </w:tc>

--- a/specifications/TMFC014-LocationManagement/Diagrams/TMFC014_Location_Management.docx
+++ b/specifications/TMFC014-LocationManagement/Diagrams/TMFC014_Location_Management.docx
@@ -155,6 +155,9 @@
         </w:tc>
       </w:tr>
       <w:tr>
+        <w:trPr>
+          <w:cantSplit/>
+        </w:trPr>
         <w:tc>
           <w:tcPr>
             <w:tcW w:type="dxa" w:w="2153"/>
@@ -287,7 +290,7 @@
         </w:trPr>
         <w:tc>
           <w:tcPr>
-            <w:tcW w:type="dxa" w:w="1310"/>
+            <w:tcW w:type="dxa" w:w="1404"/>
           </w:tcPr>
           <w:p>
             <w:r/>
@@ -329,7 +332,7 @@
         </w:tc>
         <w:tc>
           <w:tcPr>
-            <w:tcW w:type="dxa" w:w="2995"/>
+            <w:tcW w:type="dxa" w:w="2902"/>
           </w:tcPr>
           <w:p>
             <w:r/>
@@ -343,14 +346,17 @@
         </w:tc>
       </w:tr>
       <w:tr>
-        <w:tc>
-          <w:tcPr>
-            <w:tcW w:type="dxa" w:w="1310"/>
-          </w:tcPr>
-          <w:p>
-            <w:r/>
-            <w:r>
-              <w:t>Location</w:t>
+        <w:trPr>
+          <w:cantSplit/>
+        </w:trPr>
+        <w:tc>
+          <w:tcPr>
+            <w:tcW w:type="dxa" w:w="1404"/>
+          </w:tcPr>
+          <w:p>
+            <w:r/>
+            <w:r>
+              <w:t>Location ABE</w:t>
             </w:r>
           </w:p>
         </w:tc>
@@ -372,13 +378,13 @@
           <w:p>
             <w:r/>
             <w:r>
-              <w:t>Geographic Place</w:t>
-            </w:r>
-          </w:p>
-        </w:tc>
-        <w:tc>
-          <w:tcPr>
-            <w:tcW w:type="dxa" w:w="2995"/>
+              <w:t>Geographic Place ABE</w:t>
+            </w:r>
+          </w:p>
+        </w:tc>
+        <w:tc>
+          <w:tcPr>
+            <w:tcW w:type="dxa" w:w="2902"/>
           </w:tcPr>
           <w:p>
             <w:r/>
@@ -389,14 +395,17 @@
         </w:tc>
       </w:tr>
       <w:tr>
-        <w:tc>
-          <w:tcPr>
-            <w:tcW w:type="dxa" w:w="1310"/>
-          </w:tcPr>
-          <w:p>
-            <w:r/>
-            <w:r>
-              <w:t>Location</w:t>
+        <w:trPr>
+          <w:cantSplit/>
+        </w:trPr>
+        <w:tc>
+          <w:tcPr>
+            <w:tcW w:type="dxa" w:w="1404"/>
+          </w:tcPr>
+          <w:p>
+            <w:r/>
+            <w:r>
+              <w:t>Location ABE</w:t>
             </w:r>
           </w:p>
         </w:tc>
@@ -418,13 +427,13 @@
           <w:p>
             <w:r/>
             <w:r>
-              <w:t>Geographic Location</w:t>
-            </w:r>
-          </w:p>
-        </w:tc>
-        <w:tc>
-          <w:tcPr>
-            <w:tcW w:type="dxa" w:w="2995"/>
+              <w:t>Geographic Location ABE</w:t>
+            </w:r>
+          </w:p>
+        </w:tc>
+        <w:tc>
+          <w:tcPr>
+            <w:tcW w:type="dxa" w:w="2902"/>
           </w:tcPr>
           <w:p>
             <w:r/>
@@ -435,14 +444,17 @@
         </w:tc>
       </w:tr>
       <w:tr>
-        <w:tc>
-          <w:tcPr>
-            <w:tcW w:type="dxa" w:w="1310"/>
-          </w:tcPr>
-          <w:p>
-            <w:r/>
-            <w:r>
-              <w:t>Location</w:t>
+        <w:trPr>
+          <w:cantSplit/>
+        </w:trPr>
+        <w:tc>
+          <w:tcPr>
+            <w:tcW w:type="dxa" w:w="1404"/>
+          </w:tcPr>
+          <w:p>
+            <w:r/>
+            <w:r>
+              <w:t>Location ABE</w:t>
             </w:r>
           </w:p>
         </w:tc>
@@ -464,13 +476,13 @@
           <w:p>
             <w:r/>
             <w:r>
-              <w:t>Geographic Address</w:t>
-            </w:r>
-          </w:p>
-        </w:tc>
-        <w:tc>
-          <w:tcPr>
-            <w:tcW w:type="dxa" w:w="2995"/>
+              <w:t>Geographic Address ABE</w:t>
+            </w:r>
+          </w:p>
+        </w:tc>
+        <w:tc>
+          <w:tcPr>
+            <w:tcW w:type="dxa" w:w="2902"/>
           </w:tcPr>
           <w:p>
             <w:r/>
@@ -481,14 +493,17 @@
         </w:tc>
       </w:tr>
       <w:tr>
-        <w:tc>
-          <w:tcPr>
-            <w:tcW w:type="dxa" w:w="1310"/>
-          </w:tcPr>
-          <w:p>
-            <w:r/>
-            <w:r>
-              <w:t>Location</w:t>
+        <w:trPr>
+          <w:cantSplit/>
+        </w:trPr>
+        <w:tc>
+          <w:tcPr>
+            <w:tcW w:type="dxa" w:w="1404"/>
+          </w:tcPr>
+          <w:p>
+            <w:r/>
+            <w:r>
+              <w:t>Location ABE</w:t>
             </w:r>
           </w:p>
         </w:tc>
@@ -510,13 +525,13 @@
           <w:p>
             <w:r/>
             <w:r>
-              <w:t>Geographic Site</w:t>
-            </w:r>
-          </w:p>
-        </w:tc>
-        <w:tc>
-          <w:tcPr>
-            <w:tcW w:type="dxa" w:w="2995"/>
+              <w:t>Geographic Site ABE</w:t>
+            </w:r>
+          </w:p>
+        </w:tc>
+        <w:tc>
+          <w:tcPr>
+            <w:tcW w:type="dxa" w:w="2902"/>
           </w:tcPr>
           <w:p>
             <w:r/>
@@ -527,14 +542,17 @@
         </w:tc>
       </w:tr>
       <w:tr>
-        <w:tc>
-          <w:tcPr>
-            <w:tcW w:type="dxa" w:w="1310"/>
-          </w:tcPr>
-          <w:p>
-            <w:r/>
-            <w:r>
-              <w:t>Location</w:t>
+        <w:trPr>
+          <w:cantSplit/>
+        </w:trPr>
+        <w:tc>
+          <w:tcPr>
+            <w:tcW w:type="dxa" w:w="1404"/>
+          </w:tcPr>
+          <w:p>
+            <w:r/>
+            <w:r>
+              <w:t>Location ABE</w:t>
             </w:r>
           </w:p>
         </w:tc>
@@ -556,13 +574,13 @@
           <w:p>
             <w:r/>
             <w:r>
-              <w:t>Local Place</w:t>
-            </w:r>
-          </w:p>
-        </w:tc>
-        <w:tc>
-          <w:tcPr>
-            <w:tcW w:type="dxa" w:w="2995"/>
+              <w:t>Local Place ABE</w:t>
+            </w:r>
+          </w:p>
+        </w:tc>
+        <w:tc>
+          <w:tcPr>
+            <w:tcW w:type="dxa" w:w="2902"/>
           </w:tcPr>
           <w:p>
             <w:r/>
@@ -624,7 +642,7 @@
         </w:tc>
         <w:tc>
           <w:tcPr>
-            <w:tcW w:type="dxa" w:w="2340"/>
+            <w:tcW w:type="dxa" w:w="2434"/>
           </w:tcPr>
           <w:p>
             <w:r/>
@@ -638,7 +656,7 @@
         </w:tc>
         <w:tc>
           <w:tcPr>
-            <w:tcW w:type="dxa" w:w="1778"/>
+            <w:tcW w:type="dxa" w:w="1591"/>
           </w:tcPr>
           <w:p>
             <w:r/>
@@ -646,13 +664,13 @@
               <w:rPr>
                 <w:b/>
               </w:rPr>
-              <w:t>Aggregate Function Level 1</w:t>
-            </w:r>
-          </w:p>
-        </w:tc>
-        <w:tc>
-          <w:tcPr>
-            <w:tcW w:type="dxa" w:w="1778"/>
+              <w:t>Aggregate Function L1</w:t>
+            </w:r>
+          </w:p>
+        </w:tc>
+        <w:tc>
+          <w:tcPr>
+            <w:tcW w:type="dxa" w:w="1591"/>
           </w:tcPr>
           <w:p>
             <w:r/>
@@ -660,13 +678,13 @@
               <w:rPr>
                 <w:b/>
               </w:rPr>
-              <w:t>Aggregate Function Level 2</w:t>
-            </w:r>
-          </w:p>
-        </w:tc>
-        <w:tc>
-          <w:tcPr>
-            <w:tcW w:type="dxa" w:w="2246"/>
+              <w:t>Aggregate Function L2</w:t>
+            </w:r>
+          </w:p>
+        </w:tc>
+        <w:tc>
+          <w:tcPr>
+            <w:tcW w:type="dxa" w:w="2527"/>
           </w:tcPr>
           <w:p>
             <w:r/>
@@ -680,6 +698,9 @@
         </w:tc>
       </w:tr>
       <w:tr>
+        <w:trPr>
+          <w:cantSplit/>
+        </w:trPr>
         <w:tc>
           <w:tcPr>
             <w:tcW w:type="dxa" w:w="1217"/>
@@ -693,7 +714,7 @@
         </w:tc>
         <w:tc>
           <w:tcPr>
-            <w:tcW w:type="dxa" w:w="2340"/>
+            <w:tcW w:type="dxa" w:w="2434"/>
           </w:tcPr>
           <w:p>
             <w:r/>
@@ -704,7 +725,7 @@
         </w:tc>
         <w:tc>
           <w:tcPr>
-            <w:tcW w:type="dxa" w:w="1778"/>
+            <w:tcW w:type="dxa" w:w="1591"/>
           </w:tcPr>
           <w:p>
             <w:r/>
@@ -715,7 +736,7 @@
         </w:tc>
         <w:tc>
           <w:tcPr>
-            <w:tcW w:type="dxa" w:w="1778"/>
+            <w:tcW w:type="dxa" w:w="1591"/>
           </w:tcPr>
           <w:p>
             <w:r/>
@@ -726,7 +747,7 @@
         </w:tc>
         <w:tc>
           <w:tcPr>
-            <w:tcW w:type="dxa" w:w="2246"/>
+            <w:tcW w:type="dxa" w:w="2527"/>
           </w:tcPr>
           <w:p>
             <w:r/>
@@ -737,6 +758,9 @@
         </w:tc>
       </w:tr>
       <w:tr>
+        <w:trPr>
+          <w:cantSplit/>
+        </w:trPr>
         <w:tc>
           <w:tcPr>
             <w:tcW w:type="dxa" w:w="1217"/>
@@ -750,7 +774,7 @@
         </w:tc>
         <w:tc>
           <w:tcPr>
-            <w:tcW w:type="dxa" w:w="2340"/>
+            <w:tcW w:type="dxa" w:w="2434"/>
           </w:tcPr>
           <w:p>
             <w:r/>
@@ -761,7 +785,7 @@
         </w:tc>
         <w:tc>
           <w:tcPr>
-            <w:tcW w:type="dxa" w:w="1778"/>
+            <w:tcW w:type="dxa" w:w="1591"/>
           </w:tcPr>
           <w:p>
             <w:r/>
@@ -772,7 +796,7 @@
         </w:tc>
         <w:tc>
           <w:tcPr>
-            <w:tcW w:type="dxa" w:w="1778"/>
+            <w:tcW w:type="dxa" w:w="1591"/>
           </w:tcPr>
           <w:p>
             <w:r/>
@@ -783,7 +807,7 @@
         </w:tc>
         <w:tc>
           <w:tcPr>
-            <w:tcW w:type="dxa" w:w="2246"/>
+            <w:tcW w:type="dxa" w:w="2527"/>
           </w:tcPr>
           <w:p>
             <w:r/>
@@ -794,6 +818,9 @@
         </w:tc>
       </w:tr>
       <w:tr>
+        <w:trPr>
+          <w:cantSplit/>
+        </w:trPr>
         <w:tc>
           <w:tcPr>
             <w:tcW w:type="dxa" w:w="1217"/>
@@ -807,7 +834,7 @@
         </w:tc>
         <w:tc>
           <w:tcPr>
-            <w:tcW w:type="dxa" w:w="2340"/>
+            <w:tcW w:type="dxa" w:w="2434"/>
           </w:tcPr>
           <w:p>
             <w:r/>
@@ -818,7 +845,7 @@
         </w:tc>
         <w:tc>
           <w:tcPr>
-            <w:tcW w:type="dxa" w:w="1778"/>
+            <w:tcW w:type="dxa" w:w="1591"/>
           </w:tcPr>
           <w:p>
             <w:r/>
@@ -829,7 +856,7 @@
         </w:tc>
         <w:tc>
           <w:tcPr>
-            <w:tcW w:type="dxa" w:w="1778"/>
+            <w:tcW w:type="dxa" w:w="1591"/>
           </w:tcPr>
           <w:p>
             <w:r/>
@@ -840,7 +867,7 @@
         </w:tc>
         <w:tc>
           <w:tcPr>
-            <w:tcW w:type="dxa" w:w="2246"/>
+            <w:tcW w:type="dxa" w:w="2527"/>
           </w:tcPr>
           <w:p>
             <w:r/>
@@ -851,6 +878,9 @@
         </w:tc>
       </w:tr>
       <w:tr>
+        <w:trPr>
+          <w:cantSplit/>
+        </w:trPr>
         <w:tc>
           <w:tcPr>
             <w:tcW w:type="dxa" w:w="1217"/>
@@ -864,7 +894,7 @@
         </w:tc>
         <w:tc>
           <w:tcPr>
-            <w:tcW w:type="dxa" w:w="2340"/>
+            <w:tcW w:type="dxa" w:w="2434"/>
           </w:tcPr>
           <w:p>
             <w:r/>
@@ -875,7 +905,7 @@
         </w:tc>
         <w:tc>
           <w:tcPr>
-            <w:tcW w:type="dxa" w:w="1778"/>
+            <w:tcW w:type="dxa" w:w="1591"/>
           </w:tcPr>
           <w:p>
             <w:r/>
@@ -886,7 +916,7 @@
         </w:tc>
         <w:tc>
           <w:tcPr>
-            <w:tcW w:type="dxa" w:w="1778"/>
+            <w:tcW w:type="dxa" w:w="1591"/>
           </w:tcPr>
           <w:p>
             <w:r/>
@@ -897,7 +927,7 @@
         </w:tc>
         <w:tc>
           <w:tcPr>
-            <w:tcW w:type="dxa" w:w="2246"/>
+            <w:tcW w:type="dxa" w:w="2527"/>
           </w:tcPr>
           <w:p>
             <w:r/>
@@ -908,6 +938,9 @@
         </w:tc>
       </w:tr>
       <w:tr>
+        <w:trPr>
+          <w:cantSplit/>
+        </w:trPr>
         <w:tc>
           <w:tcPr>
             <w:tcW w:type="dxa" w:w="1217"/>
@@ -921,7 +954,7 @@
         </w:tc>
         <w:tc>
           <w:tcPr>
-            <w:tcW w:type="dxa" w:w="2340"/>
+            <w:tcW w:type="dxa" w:w="2434"/>
           </w:tcPr>
           <w:p>
             <w:r/>
@@ -932,7 +965,7 @@
         </w:tc>
         <w:tc>
           <w:tcPr>
-            <w:tcW w:type="dxa" w:w="1778"/>
+            <w:tcW w:type="dxa" w:w="1591"/>
           </w:tcPr>
           <w:p>
             <w:r/>
@@ -943,7 +976,7 @@
         </w:tc>
         <w:tc>
           <w:tcPr>
-            <w:tcW w:type="dxa" w:w="1778"/>
+            <w:tcW w:type="dxa" w:w="1591"/>
           </w:tcPr>
           <w:p>
             <w:r/>
@@ -954,7 +987,7 @@
         </w:tc>
         <w:tc>
           <w:tcPr>
-            <w:tcW w:type="dxa" w:w="2246"/>
+            <w:tcW w:type="dxa" w:w="2527"/>
           </w:tcPr>
           <w:p>
             <w:r/>
@@ -965,6 +998,9 @@
         </w:tc>
       </w:tr>
       <w:tr>
+        <w:trPr>
+          <w:cantSplit/>
+        </w:trPr>
         <w:tc>
           <w:tcPr>
             <w:tcW w:type="dxa" w:w="1217"/>
@@ -978,7 +1014,7 @@
         </w:tc>
         <w:tc>
           <w:tcPr>
-            <w:tcW w:type="dxa" w:w="2340"/>
+            <w:tcW w:type="dxa" w:w="2434"/>
           </w:tcPr>
           <w:p>
             <w:r/>
@@ -989,7 +1025,7 @@
         </w:tc>
         <w:tc>
           <w:tcPr>
-            <w:tcW w:type="dxa" w:w="1778"/>
+            <w:tcW w:type="dxa" w:w="1591"/>
           </w:tcPr>
           <w:p>
             <w:r/>
@@ -1000,7 +1036,7 @@
         </w:tc>
         <w:tc>
           <w:tcPr>
-            <w:tcW w:type="dxa" w:w="1778"/>
+            <w:tcW w:type="dxa" w:w="1591"/>
           </w:tcPr>
           <w:p>
             <w:r/>
@@ -1011,7 +1047,7 @@
         </w:tc>
         <w:tc>
           <w:tcPr>
-            <w:tcW w:type="dxa" w:w="2246"/>
+            <w:tcW w:type="dxa" w:w="2527"/>
           </w:tcPr>
           <w:p>
             <w:r/>
@@ -1227,6 +1263,9 @@
         </w:tc>
       </w:tr>
       <w:tr>
+        <w:trPr>
+          <w:cantSplit/>
+        </w:trPr>
         <w:tc>
           <w:tcPr>
             <w:tcW w:type="dxa" w:w="936"/>
@@ -1295,6 +1334,9 @@
         </w:tc>
       </w:tr>
       <w:tr>
+        <w:trPr>
+          <w:cantSplit/>
+        </w:trPr>
         <w:tc>
           <w:tcPr>
             <w:tcW w:type="dxa" w:w="936"/>
@@ -1363,6 +1405,9 @@
         </w:tc>
       </w:tr>
       <w:tr>
+        <w:trPr>
+          <w:cantSplit/>
+        </w:trPr>
         <w:tc>
           <w:tcPr>
             <w:tcW w:type="dxa" w:w="936"/>
@@ -1431,6 +1476,9 @@
         </w:tc>
       </w:tr>
       <w:tr>
+        <w:trPr>
+          <w:cantSplit/>
+        </w:trPr>
         <w:tc>
           <w:tcPr>
             <w:tcW w:type="dxa" w:w="936"/>
@@ -1499,6 +1547,9 @@
         </w:tc>
       </w:tr>
       <w:tr>
+        <w:trPr>
+          <w:cantSplit/>
+        </w:trPr>
         <w:tc>
           <w:tcPr>
             <w:tcW w:type="dxa" w:w="936"/>
@@ -1567,6 +1618,9 @@
         </w:tc>
       </w:tr>
       <w:tr>
+        <w:trPr>
+          <w:cantSplit/>
+        </w:trPr>
         <w:tc>
           <w:tcPr>
             <w:tcW w:type="dxa" w:w="936"/>
@@ -1635,6 +1689,9 @@
         </w:tc>
       </w:tr>
       <w:tr>
+        <w:trPr>
+          <w:cantSplit/>
+        </w:trPr>
         <w:tc>
           <w:tcPr>
             <w:tcW w:type="dxa" w:w="936"/>
@@ -2003,6 +2060,9 @@
         </w:tc>
       </w:tr>
       <w:tr>
+        <w:trPr>
+          <w:cantSplit/>
+        </w:trPr>
         <w:tc>
           <w:tcPr>
             <w:tcW w:type="dxa" w:w="1310"/>
@@ -2038,6 +2098,9 @@
         </w:tc>
       </w:tr>
       <w:tr>
+        <w:trPr>
+          <w:cantSplit/>
+        </w:trPr>
         <w:tc>
           <w:tcPr>
             <w:tcW w:type="dxa" w:w="1310"/>
@@ -2091,6 +2154,9 @@
         </w:tc>
       </w:tr>
       <w:tr>
+        <w:trPr>
+          <w:cantSplit/>
+        </w:trPr>
         <w:tc>
           <w:tcPr>
             <w:tcW w:type="dxa" w:w="1310"/>
@@ -2325,6 +2391,9 @@
         </w:tc>
       </w:tr>
       <w:tr>
+        <w:trPr>
+          <w:cantSplit/>
+        </w:trPr>
         <w:tc>
           <w:tcPr>
             <w:tcW w:type="dxa" w:w="5990"/>
@@ -2349,6 +2418,9 @@
         </w:tc>
       </w:tr>
       <w:tr>
+        <w:trPr>
+          <w:cantSplit/>
+        </w:trPr>
         <w:tc>
           <w:tcPr>
             <w:tcW w:type="dxa" w:w="5990"/>
@@ -2373,6 +2445,9 @@
         </w:tc>
       </w:tr>
       <w:tr>
+        <w:trPr>
+          <w:cantSplit/>
+        </w:trPr>
         <w:tc>
           <w:tcPr>
             <w:tcW w:type="dxa" w:w="5990"/>
@@ -2540,6 +2615,9 @@
         </w:tc>
       </w:tr>
       <w:tr>
+        <w:trPr>
+          <w:cantSplit/>
+        </w:trPr>
         <w:tc>
           <w:tcPr>
             <w:tcW w:type="dxa" w:w="1685"/>
@@ -2586,6 +2664,9 @@
         </w:tc>
       </w:tr>
       <w:tr>
+        <w:trPr>
+          <w:cantSplit/>
+        </w:trPr>
         <w:tc>
           <w:tcPr>
             <w:tcW w:type="dxa" w:w="1685"/>
@@ -2632,6 +2713,9 @@
         </w:tc>
       </w:tr>
       <w:tr>
+        <w:trPr>
+          <w:cantSplit/>
+        </w:trPr>
         <w:tc>
           <w:tcPr>
             <w:tcW w:type="dxa" w:w="1685"/>
@@ -2678,6 +2762,9 @@
         </w:tc>
       </w:tr>
       <w:tr>
+        <w:trPr>
+          <w:cantSplit/>
+        </w:trPr>
         <w:tc>
           <w:tcPr>
             <w:tcW w:type="dxa" w:w="1685"/>
@@ -2724,6 +2811,9 @@
         </w:tc>
       </w:tr>
       <w:tr>
+        <w:trPr>
+          <w:cantSplit/>
+        </w:trPr>
         <w:tc>
           <w:tcPr>
             <w:tcW w:type="dxa" w:w="1685"/>
@@ -2770,6 +2860,9 @@
         </w:tc>
       </w:tr>
       <w:tr>
+        <w:trPr>
+          <w:cantSplit/>
+        </w:trPr>
         <w:tc>
           <w:tcPr>
             <w:tcW w:type="dxa" w:w="1685"/>
@@ -2816,6 +2909,9 @@
         </w:tc>
       </w:tr>
       <w:tr>
+        <w:trPr>
+          <w:cantSplit/>
+        </w:trPr>
         <w:tc>
           <w:tcPr>
             <w:tcW w:type="dxa" w:w="1685"/>
@@ -2862,6 +2958,9 @@
         </w:tc>
       </w:tr>
       <w:tr>
+        <w:trPr>
+          <w:cantSplit/>
+        </w:trPr>
         <w:tc>
           <w:tcPr>
             <w:tcW w:type="dxa" w:w="1685"/>
@@ -2908,6 +3007,9 @@
         </w:tc>
       </w:tr>
       <w:tr>
+        <w:trPr>
+          <w:cantSplit/>
+        </w:trPr>
         <w:tc>
           <w:tcPr>
             <w:tcW w:type="dxa" w:w="1685"/>
@@ -3046,6 +3148,9 @@
         </w:tc>
       </w:tr>
       <w:tr>
+        <w:trPr>
+          <w:cantSplit/>
+        </w:trPr>
         <w:tc>
           <w:tcPr>
             <w:tcW w:type="dxa" w:w="1778"/>
@@ -3092,6 +3197,9 @@
         </w:tc>
       </w:tr>
       <w:tr>
+        <w:trPr>
+          <w:cantSplit/>
+        </w:trPr>
         <w:tc>
           <w:tcPr>
             <w:tcW w:type="dxa" w:w="1778"/>
@@ -3138,6 +3246,9 @@
         </w:tc>
       </w:tr>
       <w:tr>
+        <w:trPr>
+          <w:cantSplit/>
+        </w:trPr>
         <w:tc>
           <w:tcPr>
             <w:tcW w:type="dxa" w:w="1778"/>
@@ -3184,6 +3295,9 @@
         </w:tc>
       </w:tr>
       <w:tr>
+        <w:trPr>
+          <w:cantSplit/>
+        </w:trPr>
         <w:tc>
           <w:tcPr>
             <w:tcW w:type="dxa" w:w="1778"/>
@@ -3230,6 +3344,9 @@
         </w:tc>
       </w:tr>
       <w:tr>
+        <w:trPr>
+          <w:cantSplit/>
+        </w:trPr>
         <w:tc>
           <w:tcPr>
             <w:tcW w:type="dxa" w:w="1778"/>
@@ -3276,6 +3393,9 @@
         </w:tc>
       </w:tr>
       <w:tr>
+        <w:trPr>
+          <w:cantSplit/>
+        </w:trPr>
         <w:tc>
           <w:tcPr>
             <w:tcW w:type="dxa" w:w="1778"/>
@@ -3322,6 +3442,9 @@
         </w:tc>
       </w:tr>
       <w:tr>
+        <w:trPr>
+          <w:cantSplit/>
+        </w:trPr>
         <w:tc>
           <w:tcPr>
             <w:tcW w:type="dxa" w:w="1778"/>
@@ -3368,6 +3491,9 @@
         </w:tc>
       </w:tr>
       <w:tr>
+        <w:trPr>
+          <w:cantSplit/>
+        </w:trPr>
         <w:tc>
           <w:tcPr>
             <w:tcW w:type="dxa" w:w="1778"/>
@@ -3491,6 +3617,9 @@
         </w:tc>
       </w:tr>
       <w:tr>
+        <w:trPr>
+          <w:cantSplit/>
+        </w:trPr>
         <w:tc>
           <w:tcPr>
             <w:tcW w:type="dxa" w:w="4212"/>
@@ -3526,6 +3655,9 @@
         </w:tc>
       </w:tr>
       <w:tr>
+        <w:trPr>
+          <w:cantSplit/>
+        </w:trPr>
         <w:tc>
           <w:tcPr>
             <w:tcW w:type="dxa" w:w="4212"/>
@@ -3561,6 +3693,9 @@
         </w:tc>
       </w:tr>
       <w:tr>
+        <w:trPr>
+          <w:cantSplit/>
+        </w:trPr>
         <w:tc>
           <w:tcPr>
             <w:tcW w:type="dxa" w:w="4212"/>
@@ -3596,6 +3731,9 @@
         </w:tc>
       </w:tr>
       <w:tr>
+        <w:trPr>
+          <w:cantSplit/>
+        </w:trPr>
         <w:tc>
           <w:tcPr>
             <w:tcW w:type="dxa" w:w="4212"/>
